--- a/downloads/documents/05 Materials/Unit 05/Slides/Slides 05.06 - Threading Knotting and the Running Stitch.docx
+++ b/downloads/documents/05 Materials/Unit 05/Slides/Slides 05.06 - Threading Knotting and the Running Stitch.docx
@@ -151,7 +151,7 @@
         <w:t xml:space="preserve"> </w:t>
       </w:r>
       <w:r>
-        <w:t xml:space="preserve">Notes: Count the hands. That number tells you how many pre-threaded needles you will need parked in the cushion for the next nine sewing days.</w:t>
+        <w:t xml:space="preserve">Notes: Count the hands. That number tells you how many pre-threaded needles you will need parked in the cushion for the rest of the sewing days.</w:t>
       </w:r>
     </w:p>
     <w:p>
@@ -197,7 +197,7 @@
         <w:pStyle w:val="Compact"/>
       </w:pPr>
       <w:r>
-        <w:t xml:space="preserve">Three reasons not to go longer: it tangles, it frays and snaps from passing through the fabric, and your arm cannot pull it all the way through</w:t>
+        <w:t xml:space="preserve">Three reasons not to go longer: it tangles; it frays and snaps from passing through the fabric; your arm cannot pull it all the way through</w:t>
       </w:r>
       <w:r>
         <w:t xml:space="preserve"> </w:t>
